--- a/CareAnd-AI-이상징후-설계서.docx
+++ b/CareAnd-AI-이상징후-설계서.docx
@@ -82,7 +82,7 @@
           <w:sz w:val="20"/>
           <w:szCs w:val="20"/>
         </w:rPr>
-        <w:t xml:space="preserve">작성일: 2026-06-27   ·   대상: careand.aiclaude.kr AI 서비스(FastAPI)</w:t>
+        <w:t>작성일: 2026-06-27   ·   대상: caren.aiclaude.kr AI 서비스(FastAPI)</w:t>
       </w:r>
     </w:p>
     <w:p>
